--- a/projeto_final_pqc_esp32_cubesat.docx
+++ b/projeto_final_pqc_esp32_cubesat.docx
@@ -937,12 +937,12 @@
     </w:p>
     <w:p>
       <w:r>
-        <w:t>SILVA, A. et al. Efficient Implementation of CRYSTALS-KYBER Key Encapsulation Mechanism on ESP32. arXiv:2503.10207, 2025. Disponível em: https://arxiv.org/abs/2503.10207</w:t>
+        <w:t>SEGATZ, F.; AL HAFIZ, M. I. Efficient Implementation of CRYSTALS-KYBER Key Encapsulation Mechanism on ESP32. arXiv:2503.10207, 2025. Disponível em: https://arxiv.org/abs/2503.10207</w:t>
       </w:r>
     </w:p>
     <w:p>
       <w:r>
-        <w:t>MENEZES, L. et al. Multicore Implementation of ML-KEM on Embedded Devices. In: SBSeg, 2024. SBC. Disponível em: https://sol.sbc.org.br/index.php/sbseg/article/download/36650/36437/</w:t>
+        <w:t>AZEVEDO, B. L.; LAGROTA, V.; RIBEIRO, M. V. Multicore Implementation of ML-KEM on Embedded Devices. In: SBSeg, 2025. DOI: 10.5753/sbseg.2025.9783. Disponível em: https://sol.sbc.org.br/index.php/sbseg/article/download/36650/36437/</w:t>
       </w:r>
     </w:p>
     <w:p>
